--- a/docs/deliverables/out/Drop-1_Transactional/TestPlans/BIBS_TestPlan_BRD-12_Submitted_Policies_Summary_v1.0.docx
+++ b/docs/deliverables/out/Drop-1_Transactional/TestPlans/BIBS_TestPlan_BRD-12_Submitted_Policies_Summary_v1.0.docx
@@ -4800,7 +4800,7 @@
               <w:rPr>
                 <w:sz w:val="18"/>
               </w:rPr>
-              <w:t>Submitted Policies is built and deployed on SIT with its roles, user scopes, parameters, lists, jobs and demo rule sets; the planned demo seeds V1970 to V1972 are loaded; CI is green on the deployed commit; the automated tests of the module exist and pass; screen labels and messages have been compared with this plan and differences recorded; the test mailboxes receive mail.</w:t>
+              <w:t>Submitted Policies is built and deployed on SIT with its roles, user scopes, parameters, lists, jobs and seed rule sets; the planned seeds V1970 to V1972 are loaded; CI is green on the deployed commit; the automated tests of the module exist and pass; screen labels and messages have been compared with this plan and differences recorded; the test mailboxes receive mail.</w:t>
             </w:r>
           </w:p>
         </w:tc>
@@ -5471,7 +5471,7 @@
               <w:rPr>
                 <w:sz w:val="18"/>
               </w:rPr>
-              <w:t>Demo profile seeds, the planned seeds V1970-V1972 and the data sets of section 4.2; test mailboxes</w:t>
+              <w:t>Seed profile migrations, the planned seeds V1970-V1972 and the data sets of section 4.2; test mailboxes</w:t>
             </w:r>
           </w:p>
         </w:tc>
@@ -5573,7 +5573,7 @@
     <w:p>
       <w:r>
         <w:rPr/>
-        <w:t>The cases refer to named data sets. Submitted Policies has no demo seed yet; the build design plans V1970 (users and rules), V1971 (masterlist and LAMD snapshot) and V1972 (reviews, TOR, letters and handling fees). Until they exist the test lead prepares each set on SIT as its source column says.</w:t>
+        <w:t>The cases refer to named data sets. Submitted Policies has no seed yet; the build design plans V1970 (users and rules), V1971 (masterlist and LAMD snapshot) and V1972 (reviews, TOR, letters and handling fees). Until they exist the test lead prepares each set on SIT as its source column says.</w:t>
       </w:r>
     </w:p>
     <w:p>
@@ -5764,7 +5764,7 @@
               <w:rPr>
                 <w:sz w:val="17"/>
               </w:rPr>
-              <w:t>Planned demo seed V1970 of the build design; firehandler and ao2 created by the test lead with their user scope</w:t>
+              <w:t>Planned seed V1970 of the build design; firehandler and ao2 created by the test lead with their user scope</w:t>
             </w:r>
           </w:p>
         </w:tc>
@@ -6054,7 +6054,7 @@
               <w:rPr>
                 <w:sz w:val="17"/>
               </w:rPr>
-              <w:t>Planned demo seed V1971; masked rows added by the test lead</w:t>
+              <w:t>Planned seed V1971; masked rows added by the test lead</w:t>
             </w:r>
           </w:p>
         </w:tc>
@@ -6128,7 +6128,7 @@
               <w:rPr>
                 <w:sz w:val="17"/>
               </w:rPr>
-              <w:t>Planned demo seed V1970 of the build design</w:t>
+              <w:t>Planned seed V1970 of the build design</w:t>
             </w:r>
           </w:p>
         </w:tc>
@@ -6199,7 +6199,7 @@
               <w:rPr>
                 <w:sz w:val="17"/>
               </w:rPr>
-              <w:t>Planned demo seed V1971 of the build design</w:t>
+              <w:t>Planned seed V1971 of the build design</w:t>
             </w:r>
           </w:p>
         </w:tc>
@@ -6273,7 +6273,7 @@
               <w:rPr>
                 <w:sz w:val="17"/>
               </w:rPr>
-              <w:t>Planned demo seed V1972; payments keyed in Collections by the test lead</w:t>
+              <w:t>Planned seed V1972; payments keyed in Collections by the test lead</w:t>
             </w:r>
           </w:p>
         </w:tc>
@@ -6344,7 +6344,7 @@
               <w:rPr>
                 <w:sz w:val="17"/>
               </w:rPr>
-              <w:t>Planned demo seeds V1971-V1972; expiry dates set by the test lead</w:t>
+              <w:t>Planned seeds V1971-V1972; expiry dates set by the test lead</w:t>
             </w:r>
           </w:p>
         </w:tc>
@@ -26508,7 +26508,7 @@
               <w:rPr>
                 <w:sz w:val="17"/>
               </w:rPr>
-              <w:t>The rule that chooses the Generic or the FFY RA is to be confirmed (SP SQ06); the cases follow the demo rule.</w:t>
+              <w:t>The rule that chooses the Generic or the FFY RA is to be confirmed (SP SQ06); the cases follow the seed rule.</w:t>
             </w:r>
           </w:p>
         </w:tc>

--- a/docs/deliverables/out/Drop-1_Transactional/TestPlans/BIBS_TestPlan_BRD-12_Submitted_Policies_Summary_v1.0.docx
+++ b/docs/deliverables/out/Drop-1_Transactional/TestPlans/BIBS_TestPlan_BRD-12_Submitted_Policies_Summary_v1.0.docx
@@ -450,7 +450,7 @@
     </w:tbl>
     <w:p>
       <w:pPr>
-        <w:spacing w:before="3000" w:after="0"/>
+        <w:spacing w:before="2600" w:after="0"/>
       </w:pPr>
     </w:p>
     <w:p>
@@ -518,15 +518,8 @@
     </w:p>
     <w:p>
       <w:pPr>
-        <w:spacing w:after="0"/>
-      </w:pPr>
-      <w:r>
-        <w:br w:type="page"/>
-      </w:r>
-    </w:p>
-    <w:p>
-      <w:pPr>
         <w:pStyle w:val="BDOIFrontHeading"/>
+        <w:pageBreakBefore/>
       </w:pPr>
       <w:r>
         <w:t>Document Control</w:t>
